--- a/resources/Testing Table.docx
+++ b/resources/Testing Table.docx
@@ -1,6 +1,6 @@
 
 <file path=word/document.xml><?xml version="1.0" encoding="utf-8"?>
-<w:document xmlns:wpc="http://schemas.microsoft.com/office/word/2010/wordprocessingCanvas" xmlns:cx="http://schemas.microsoft.com/office/drawing/2014/chartex" xmlns:cx1="http://schemas.microsoft.com/office/drawing/2015/9/8/chartex" xmlns:cx2="http://schemas.microsoft.com/office/drawing/2015/10/21/chartex" xmlns:cx3="http://schemas.microsoft.com/office/drawing/2016/5/9/chartex" xmlns:cx4="http://schemas.microsoft.com/office/drawing/2016/5/10/chartex" xmlns:cx5="http://schemas.microsoft.com/office/drawing/2016/5/11/chartex" xmlns:cx6="http://schemas.microsoft.com/office/drawing/2016/5/12/chartex" xmlns:cx7="http://schemas.microsoft.com/office/drawing/2016/5/13/chartex" xmlns:cx8="http://schemas.microsoft.com/office/drawing/2016/5/14/chartex" xmlns:mc="http://schemas.openxmlformats.org/markup-compatibility/2006" xmlns:aink="http://schemas.microsoft.com/office/drawing/2016/ink" xmlns:am3d="http://schemas.microsoft.com/office/drawing/2017/model3d" xmlns:o="urn:schemas-microsoft-com:office:office" xmlns:oel="http://schemas.microsoft.com/office/2019/extlst" xmlns:r="http://schemas.openxmlformats.org/officeDocument/2006/relationships" xmlns:m="http://schemas.openxmlformats.org/officeDocument/2006/math" xmlns:v="urn:schemas-microsoft-com:vml" xmlns:wp14="http://schemas.microsoft.com/office/word/2010/wordprocessingDrawing" xmlns:wp="http://schemas.openxmlformats.org/drawingml/2006/wordprocessingDrawing" xmlns:w10="urn:schemas-microsoft-com:office:word" xmlns:w="http://schemas.openxmlformats.org/wordprocessingml/2006/main" xmlns:w14="http://schemas.microsoft.com/office/word/2010/wordml" xmlns:w15="http://schemas.microsoft.com/office/word/2012/wordml" xmlns:w16cex="http://schemas.microsoft.com/office/word/2018/wordml/cex" xmlns:w16cid="http://schemas.microsoft.com/office/word/2016/wordml/cid" xmlns:w16="http://schemas.microsoft.com/office/word/2018/wordml" xmlns:w16du="http://schemas.microsoft.com/office/word/2023/wordml/word16du" xmlns:w16sdtdh="http://schemas.microsoft.com/office/word/2020/wordml/sdtdatahash" xmlns:w16sdtfl="http://schemas.microsoft.com/office/word/2024/wordml/sdtformatlock" xmlns:w16se="http://schemas.microsoft.com/office/word/2015/wordml/symex" xmlns:wpg="http://schemas.microsoft.com/office/word/2010/wordprocessingGroup" xmlns:wpi="http://schemas.microsoft.com/office/word/2010/wordprocessingInk" xmlns:wne="http://schemas.microsoft.com/office/word/2006/wordml" xmlns:wps="http://schemas.microsoft.com/office/word/2010/wordprocessingShape" mc:Ignorable="w14 w15 w16se w16cid w16 w16cex w16sdtdh w16sdtfl w16du wp14">
+<w:document xmlns:wpc="http://schemas.microsoft.com/office/word/2010/wordprocessingCanvas" xmlns:cx="http://schemas.microsoft.com/office/drawing/2014/chartex" xmlns:cx1="http://schemas.microsoft.com/office/drawing/2015/9/8/chartex" xmlns:cx2="http://schemas.microsoft.com/office/drawing/2015/10/21/chartex" xmlns:cx3="http://schemas.microsoft.com/office/drawing/2016/5/9/chartex" xmlns:cx4="http://schemas.microsoft.com/office/drawing/2016/5/10/chartex" xmlns:cx5="http://schemas.microsoft.com/office/drawing/2016/5/11/chartex" xmlns:cx6="http://schemas.microsoft.com/office/drawing/2016/5/12/chartex" xmlns:cx7="http://schemas.microsoft.com/office/drawing/2016/5/13/chartex" xmlns:cx8="http://schemas.microsoft.com/office/drawing/2016/5/14/chartex" xmlns:mc="http://schemas.openxmlformats.org/markup-compatibility/2006" xmlns:aink="http://schemas.microsoft.com/office/drawing/2016/ink" xmlns:am3d="http://schemas.microsoft.com/office/drawing/2017/model3d" xmlns:o="urn:schemas-microsoft-com:office:office" xmlns:oel="http://schemas.microsoft.com/office/2019/extlst" xmlns:r="http://schemas.openxmlformats.org/officeDocument/2006/relationships" xmlns:m="http://schemas.openxmlformats.org/officeDocument/2006/math" xmlns:v="urn:schemas-microsoft-com:vml" xmlns:wp14="http://schemas.microsoft.com/office/word/2010/wordprocessingDrawing" xmlns:wp="http://schemas.openxmlformats.org/drawingml/2006/wordprocessingDrawing" xmlns:a="http://schemas.openxmlformats.org/drawingml/2006/main" xmlns:pic="http://schemas.openxmlformats.org/drawingml/2006/picture" xmlns:c="http://schemas.openxmlformats.org/drawingml/2006/chart" xmlns:dgm="http://schemas.openxmlformats.org/drawingml/2006/diagram" xmlns:lc="http://schemas.openxmlformats.org/drawingml/2006/lockedCanvas" xmlns:w10="urn:schemas-microsoft-com:office:word" xmlns:w="http://schemas.openxmlformats.org/wordprocessingml/2006/main" xmlns:w14="http://schemas.microsoft.com/office/word/2010/wordml" xmlns:w15="http://schemas.microsoft.com/office/word/2012/wordml" xmlns:w16cex="http://schemas.microsoft.com/office/word/2018/wordml/cex" xmlns:w16cid="http://schemas.microsoft.com/office/word/2016/wordml/cid" xmlns:w16="http://schemas.microsoft.com/office/word/2018/wordml" xmlns:w16du="http://schemas.microsoft.com/office/word/2023/wordml/word16du" xmlns:w16sdtdh="http://schemas.microsoft.com/office/word/2020/wordml/sdtdatahash" xmlns:w16sdtfl="http://schemas.microsoft.com/office/word/2024/wordml/sdtformatlock" xmlns:w16se="http://schemas.microsoft.com/office/word/2015/wordml/symex" xmlns:wpg="http://schemas.microsoft.com/office/word/2010/wordprocessingGroup" xmlns:wpi="http://schemas.microsoft.com/office/word/2010/wordprocessingInk" xmlns:wne="http://schemas.microsoft.com/office/word/2006/wordml" xmlns:wps="http://schemas.microsoft.com/office/word/2010/wordprocessingShape" mc:Ignorable="w14 w15 w16se w16cid w16 w16cex w16sdtdh w16sdtfl w16du wp14">
   <w:body>
     <w:p/>
     <w:tbl>
@@ -8,7 +8,13 @@
         <w:tblStyle w:val="TableGrid"/>
         <w:tblW w:w="12060" w:type="dxa"/>
         <w:tblInd w:w="-1355" w:type="dxa"/>
-        <w:tblLook w:val="04A0" w:firstRow="1" w:lastRow="0" w:firstColumn="1" w:lastColumn="0" w:noHBand="0" w:noVBand="1"/>
+        <w:tblLook w:firstColumn="1" w:firstRow="1" w:lastColumn="0" w:lastRow="0" w:noHBand="0" w:noVBand="1" w:val="04A0"/>
+        <w:tblCellMar>
+          <w:top w:w="0" w:type="dxa"/>
+          <w:left w:w="108" w:type="dxa"/>
+          <w:bottom w:w="0" w:type="dxa"/>
+          <w:right w:w="108" w:type="dxa"/>
+        </w:tblCellMar>
       </w:tblPr>
       <w:tblGrid>
         <w:gridCol w:w="2641"/>
@@ -22,6 +28,7 @@
       </w:tblGrid>
       <w:tr>
         <w:trPr>
+          <w:hidden w:val="0"/>
           <w:trHeight w:val="1565"/>
         </w:trPr>
         <w:tc>
@@ -195,31 +202,48 @@
       </w:tr>
       <w:tr>
         <w:trPr>
+          <w:hidden w:val="0"/>
           <w:trHeight w:val="863"/>
         </w:trPr>
         <w:tc>
           <w:tcPr>
             <w:tcW w:w="2634" w:type="dxa"/>
           </w:tcPr>
-          <w:p/>
+          <w:p>
+            <w:r>
+              <w:t>Boundary</w:t>
+            </w:r>
+          </w:p>
         </w:tc>
         <w:tc>
           <w:tcPr>
             <w:tcW w:w="1455" w:type="dxa"/>
           </w:tcPr>
-          <w:p/>
+          <w:p>
+            <w:r>
+              <w:t>age: 18</w:t>
+            </w:r>
+          </w:p>
         </w:tc>
         <w:tc>
           <w:tcPr>
             <w:tcW w:w="1237" w:type="dxa"/>
           </w:tcPr>
-          <w:p/>
+          <w:p>
+            <w:r>
+              <w:t>"You are old enough to vote."</w:t>
+            </w:r>
+          </w:p>
         </w:tc>
         <w:tc>
           <w:tcPr>
             <w:tcW w:w="983" w:type="dxa"/>
           </w:tcPr>
-          <w:p/>
+          <w:p>
+            <w:r>
+              <w:t>"You areolde</w:t>
+            </w:r>
+          </w:p>
         </w:tc>
         <w:tc>
           <w:tcPr>
@@ -248,6 +272,7 @@
       </w:tr>
       <w:tr>
         <w:trPr>
+          <w:hidden w:val="0"/>
           <w:trHeight w:val="1610"/>
         </w:trPr>
         <w:tc>
@@ -301,6 +326,7 @@
       </w:tr>
       <w:tr>
         <w:trPr>
+          <w:hidden w:val="0"/>
           <w:trHeight w:val="1790"/>
         </w:trPr>
         <w:tc>
@@ -354,6 +380,7 @@
       </w:tr>
       <w:tr>
         <w:trPr>
+          <w:hidden w:val="0"/>
           <w:trHeight w:val="1520"/>
         </w:trPr>
         <w:tc>
@@ -1352,6 +1379,17 @@
       </w:tblBorders>
     </w:tblPr>
   </w:style>
+  <w:style w:styleId="Hyperlink" w:type="character">
+    <w:name w:val="Hyperlink"/>
+    <w:basedOn w:val="DefaultParagraphFont"/>
+    <w:uiPriority w:val="99"/>
+    <w:unhideWhenUsed/>
+    <w:rsid w:val="00D87CC4"/>
+    <w:rPr>
+      <w:color w:themeColor="hyperlink" w:val="467886"/>
+      <w:u w:val="single"/>
+    </w:rPr>
+  </w:style>
 </w:styles>
 </file>
 
